--- a/desc.docx
+++ b/desc.docx
@@ -30,6 +30,7 @@
       <w:r>
         <w:rPr>
           <w:rFonts w:ascii="Times New Roman" w:hAnsi="Times New Roman" w:cs="Times New Roman"/>
+          <w:noProof/>
           <w:color w:val="auto"/>
           <w:kern w:val="0"/>
           <w:sz w:val="24"/>
@@ -123,7 +124,7 @@
         </w:tabs>
         <w:spacing w:after="0" w:line="240" w:lineRule="auto"/>
         <w:rPr>
-          <w:rFonts w:ascii="Courier New" w:hAnsi="Courier New" w:cs="Courier New" w:hint="eastAsia"/>
+          <w:rFonts w:ascii="Courier New" w:hAnsi="Courier New" w:cs="Courier New"/>
           <w:color w:val="auto"/>
           <w:kern w:val="0"/>
           <w14:ligatures w14:val="none"/>
@@ -582,6 +583,16 @@
       <w:pPr>
         <w:spacing w:before="100" w:beforeAutospacing="1" w:after="100" w:afterAutospacing="1" w:line="240" w:lineRule="auto"/>
         <w:rPr>
+          <w:rFonts w:ascii="Times New Roman" w:hAnsi="Times New Roman" w:cs="Times New Roman"/>
+          <w:color w:val="auto"/>
+          <w:kern w:val="0"/>
+          <w:sz w:val="24"/>
+          <w:szCs w:val="24"/>
+          <w14:ligatures w14:val="none"/>
+        </w:rPr>
+      </w:pPr>
+      <w:r>
+        <w:rPr>
           <w:rFonts w:ascii="Times New Roman" w:hAnsi="Times New Roman" w:cs="Times New Roman" w:hint="eastAsia"/>
           <w:color w:val="auto"/>
           <w:kern w:val="0"/>
@@ -589,7 +600,8 @@
           <w:szCs w:val="24"/>
           <w14:ligatures w14:val="none"/>
         </w:rPr>
-      </w:pPr>
+        <w:t>From 2</w:t>
+      </w:r>
       <w:r>
         <w:rPr>
           <w:rFonts w:ascii="Times New Roman" w:hAnsi="Times New Roman" w:cs="Times New Roman" w:hint="eastAsia"/>
@@ -597,9 +609,10 @@
           <w:kern w:val="0"/>
           <w:sz w:val="24"/>
           <w:szCs w:val="24"/>
-          <w14:ligatures w14:val="none"/>
-        </w:rPr>
-        <w:t>From 2</w:t>
+          <w:vertAlign w:val="superscript"/>
+          <w14:ligatures w14:val="none"/>
+        </w:rPr>
+        <w:t>nd</w:t>
       </w:r>
       <w:r>
         <w:rPr>
@@ -608,18 +621,6 @@
           <w:kern w:val="0"/>
           <w:sz w:val="24"/>
           <w:szCs w:val="24"/>
-          <w:vertAlign w:val="superscript"/>
-          <w14:ligatures w14:val="none"/>
-        </w:rPr>
-        <w:t>nd</w:t>
-      </w:r>
-      <w:r>
-        <w:rPr>
-          <w:rFonts w:ascii="Times New Roman" w:hAnsi="Times New Roman" w:cs="Times New Roman" w:hint="eastAsia"/>
-          <w:color w:val="auto"/>
-          <w:kern w:val="0"/>
-          <w:sz w:val="24"/>
-          <w:szCs w:val="24"/>
           <w14:ligatures w14:val="none"/>
         </w:rPr>
         <w:t xml:space="preserve"> terminal:</w:t>
@@ -782,6 +783,7 @@
       <w:r>
         <w:rPr>
           <w:rFonts w:ascii="Times New Roman" w:hAnsi="Times New Roman" w:cs="Times New Roman"/>
+          <w:noProof/>
           <w:color w:val="auto"/>
           <w:kern w:val="0"/>
           <w:sz w:val="24"/>
@@ -1370,6 +1372,7 @@
     <w:p>
       <w:pPr>
         <w:rPr>
+          <w:rFonts w:hint="eastAsia"/>
           <w:b/>
           <w:bCs/>
         </w:rPr>
@@ -1378,6 +1381,7 @@
     <w:p>
       <w:pPr>
         <w:rPr>
+          <w:rFonts w:hint="eastAsia"/>
           <w:b/>
           <w:bCs/>
         </w:rPr>
@@ -1396,6 +1400,9 @@
           <w:ilvl w:val="0"/>
           <w:numId w:val="1"/>
         </w:numPr>
+        <w:rPr>
+          <w:rFonts w:hint="eastAsia"/>
+        </w:rPr>
       </w:pPr>
       <w:r>
         <w:rPr>
@@ -1416,6 +1423,9 @@
           <w:ilvl w:val="0"/>
           <w:numId w:val="1"/>
         </w:numPr>
+        <w:rPr>
+          <w:rFonts w:hint="eastAsia"/>
+        </w:rPr>
       </w:pPr>
       <w:r>
         <w:rPr>
@@ -1454,16 +1464,31 @@
       </w:r>
     </w:p>
     <w:p>
+      <w:pPr>
+        <w:rPr>
+          <w:rFonts w:hint="eastAsia"/>
+        </w:rPr>
+      </w:pPr>
       <w:r>
         <w:t>bash</w:t>
       </w:r>
     </w:p>
     <w:p>
+      <w:pPr>
+        <w:rPr>
+          <w:rFonts w:hint="eastAsia"/>
+        </w:rPr>
+      </w:pPr>
       <w:r>
         <w:t>Copy</w:t>
       </w:r>
     </w:p>
     <w:p>
+      <w:pPr>
+        <w:rPr>
+          <w:rFonts w:hint="eastAsia"/>
+        </w:rPr>
+      </w:pPr>
       <w:r>
         <w:t>docker run --rm -it --name tb3_rviz -e DISPLAY=host.docker.internal:0 -e QT_QPA_PLATFORM=</w:t>
       </w:r>
@@ -1485,19 +1510,52 @@
       </w:r>
     </w:p>
     <w:p>
+      <w:pPr>
+        <w:rPr>
+          <w:rFonts w:hint="eastAsia"/>
+        </w:rPr>
+      </w:pPr>
       <w:r>
         <w:t>This is useful if you want to experiment or troubleshoot before launching the simulation.</w:t>
       </w:r>
     </w:p>
     <w:p>
+      <w:pPr>
+        <w:rPr>
+          <w:rFonts w:hint="eastAsia"/>
+        </w:rPr>
+      </w:pPr>
       <w:r>
         <w:t>Using docker exec is the standard way to "attach" to a running container without interrupting its primary process. Let me know if you need any further help!</w:t>
       </w:r>
     </w:p>
-    <w:p/>
-    <w:p/>
-    <w:p/>
-    <w:p>
+    <w:p>
+      <w:pPr>
+        <w:rPr>
+          <w:rFonts w:hint="eastAsia"/>
+        </w:rPr>
+      </w:pPr>
+    </w:p>
+    <w:p>
+      <w:pPr>
+        <w:rPr>
+          <w:rFonts w:hint="eastAsia"/>
+        </w:rPr>
+      </w:pPr>
+    </w:p>
+    <w:p>
+      <w:pPr>
+        <w:rPr>
+          <w:rFonts w:hint="eastAsia"/>
+        </w:rPr>
+      </w:pPr>
+    </w:p>
+    <w:p>
+      <w:pPr>
+        <w:rPr>
+          <w:rFonts w:hint="eastAsia"/>
+        </w:rPr>
+      </w:pPr>
       <w:r>
         <w:t>Maintenance</w:t>
       </w:r>
@@ -1667,7 +1725,13 @@
         <w:t xml:space="preserve"> -a --filter "status=exited"</w:t>
       </w:r>
     </w:p>
-    <w:p/>
+    <w:p>
+      <w:pPr>
+        <w:rPr>
+          <w:rFonts w:hint="eastAsia"/>
+        </w:rPr>
+      </w:pPr>
+    </w:p>
     <w:p>
       <w:pPr>
         <w:spacing w:before="100" w:beforeAutospacing="1" w:after="100" w:afterAutospacing="1" w:line="240" w:lineRule="auto"/>
@@ -2713,7 +2777,13 @@
         <w:t>delete all stopped containers, unused images, build cache, and unused volumes.</w:t>
       </w:r>
     </w:p>
-    <w:p/>
+    <w:p>
+      <w:pPr>
+        <w:rPr>
+          <w:rFonts w:hint="eastAsia"/>
+        </w:rPr>
+      </w:pPr>
+    </w:p>
     <w:p>
       <w:pPr>
         <w:spacing w:before="100" w:beforeAutospacing="1" w:after="100" w:afterAutospacing="1" w:line="240" w:lineRule="auto"/>
@@ -2934,7 +3004,15 @@
       </w:r>
     </w:p>
     <w:p>
-      <w:r>
+      <w:pPr>
+        <w:rPr>
+          <w:rFonts w:hint="eastAsia"/>
+        </w:rPr>
+      </w:pPr>
+      <w:r>
+        <w:rPr>
+          <w:noProof/>
+        </w:rPr>
         <w:lastRenderedPageBreak/>
         <w:drawing>
           <wp:inline distT="0" distB="0" distL="0" distR="0" wp14:anchorId="60134FC9" wp14:editId="47C443B2">
@@ -2974,10 +3052,15 @@
       </w:r>
     </w:p>
     <w:p>
-      <w:r>
+      <w:pPr>
         <w:rPr>
           <w:rFonts w:hint="eastAsia"/>
         </w:rPr>
+      </w:pPr>
+      <w:r>
+        <w:rPr>
+          <w:rFonts w:hint="eastAsia"/>
+        </w:rPr>
         <w:t xml:space="preserve">Below is a solution to keep visual </w:t>
       </w:r>
       <w:r>
@@ -3057,18 +3140,51 @@
       </w:r>
     </w:p>
     <w:p>
-      <w:r>
+      <w:pPr>
         <w:rPr>
           <w:rFonts w:hint="eastAsia"/>
         </w:rPr>
+      </w:pPr>
+      <w:r>
+        <w:rPr>
+          <w:rFonts w:hint="eastAsia"/>
+        </w:rPr>
         <w:t xml:space="preserve">  tb3_sim bash</w:t>
       </w:r>
     </w:p>
-    <w:p/>
+    <w:p>
+      <w:pPr>
+        <w:rPr>
+          <w:rFonts w:hint="eastAsia"/>
+        </w:rPr>
+      </w:pPr>
+    </w:p>
     <w:p>
       <w:pPr>
         <w:spacing w:before="100" w:beforeAutospacing="1" w:after="100" w:afterAutospacing="1" w:line="240" w:lineRule="auto"/>
         <w:rPr>
+          <w:rFonts w:ascii="Times New Roman" w:hAnsi="Times New Roman" w:cs="Times New Roman"/>
+          <w:color w:val="auto"/>
+          <w:kern w:val="0"/>
+          <w:sz w:val="24"/>
+          <w:szCs w:val="24"/>
+          <w14:ligatures w14:val="none"/>
+        </w:rPr>
+      </w:pPr>
+      <w:r>
+        <w:rPr>
+          <w:rFonts w:hint="eastAsia"/>
+        </w:rPr>
+        <w:t>2.</w:t>
+      </w:r>
+      <w:r>
+        <w:rPr>
+          <w:rFonts w:hint="eastAsia"/>
+        </w:rPr>
+        <w:t xml:space="preserve"> </w:t>
+      </w:r>
+      <w:r>
+        <w:rPr>
           <w:rFonts w:ascii="Times New Roman" w:hAnsi="Times New Roman" w:cs="Times New Roman" w:hint="eastAsia"/>
           <w:color w:val="auto"/>
           <w:kern w:val="0"/>
@@ -3076,56 +3192,45 @@
           <w:szCs w:val="24"/>
           <w14:ligatures w14:val="none"/>
         </w:rPr>
-      </w:pPr>
-      <w:r>
+        <w:t>From 2</w:t>
+      </w:r>
+      <w:r>
+        <w:rPr>
+          <w:rFonts w:ascii="Times New Roman" w:hAnsi="Times New Roman" w:cs="Times New Roman" w:hint="eastAsia"/>
+          <w:color w:val="auto"/>
+          <w:kern w:val="0"/>
+          <w:sz w:val="24"/>
+          <w:szCs w:val="24"/>
+          <w:vertAlign w:val="superscript"/>
+          <w14:ligatures w14:val="none"/>
+        </w:rPr>
+        <w:t>nd</w:t>
+      </w:r>
+      <w:r>
+        <w:rPr>
+          <w:rFonts w:ascii="Times New Roman" w:hAnsi="Times New Roman" w:cs="Times New Roman" w:hint="eastAsia"/>
+          <w:color w:val="auto"/>
+          <w:kern w:val="0"/>
+          <w:sz w:val="24"/>
+          <w:szCs w:val="24"/>
+          <w14:ligatures w14:val="none"/>
+        </w:rPr>
+        <w:t xml:space="preserve"> terminal:</w:t>
+      </w:r>
+    </w:p>
+    <w:p>
+      <w:pPr>
         <w:rPr>
           <w:rFonts w:hint="eastAsia"/>
         </w:rPr>
-        <w:t>2.</w:t>
-      </w:r>
-      <w:r>
+      </w:pPr>
+    </w:p>
+    <w:p>
+      <w:pPr>
         <w:rPr>
           <w:rFonts w:hint="eastAsia"/>
         </w:rPr>
-        <w:t xml:space="preserve"> </w:t>
-      </w:r>
-      <w:r>
-        <w:rPr>
-          <w:rFonts w:ascii="Times New Roman" w:hAnsi="Times New Roman" w:cs="Times New Roman" w:hint="eastAsia"/>
-          <w:color w:val="auto"/>
-          <w:kern w:val="0"/>
-          <w:sz w:val="24"/>
-          <w:szCs w:val="24"/>
-          <w14:ligatures w14:val="none"/>
-        </w:rPr>
-        <w:t>From 2</w:t>
-      </w:r>
-      <w:r>
-        <w:rPr>
-          <w:rFonts w:ascii="Times New Roman" w:hAnsi="Times New Roman" w:cs="Times New Roman" w:hint="eastAsia"/>
-          <w:color w:val="auto"/>
-          <w:kern w:val="0"/>
-          <w:sz w:val="24"/>
-          <w:szCs w:val="24"/>
-          <w:vertAlign w:val="superscript"/>
-          <w14:ligatures w14:val="none"/>
-        </w:rPr>
-        <w:t>nd</w:t>
-      </w:r>
-      <w:r>
-        <w:rPr>
-          <w:rFonts w:ascii="Times New Roman" w:hAnsi="Times New Roman" w:cs="Times New Roman" w:hint="eastAsia"/>
-          <w:color w:val="auto"/>
-          <w:kern w:val="0"/>
-          <w:sz w:val="24"/>
-          <w:szCs w:val="24"/>
-          <w14:ligatures w14:val="none"/>
-        </w:rPr>
-        <w:t xml:space="preserve"> terminal:</w:t>
-      </w:r>
-    </w:p>
-    <w:p/>
-    <w:p>
+      </w:pPr>
       <w:r>
         <w:rPr>
           <w:rFonts w:hint="eastAsia"/>
@@ -3203,10 +3308,15 @@
       <w:proofErr w:type="spellEnd"/>
     </w:p>
     <w:p>
-      <w:r>
+      <w:pPr>
         <w:rPr>
           <w:rFonts w:hint="eastAsia"/>
         </w:rPr>
+      </w:pPr>
+      <w:r>
+        <w:rPr>
+          <w:rFonts w:hint="eastAsia"/>
+        </w:rPr>
         <w:t>rviz2 -l</w:t>
       </w:r>
     </w:p>
@@ -3218,7 +3328,15 @@
       </w:pPr>
     </w:p>
     <w:p>
-      <w:r>
+      <w:pPr>
+        <w:rPr>
+          <w:rFonts w:hint="eastAsia"/>
+        </w:rPr>
+      </w:pPr>
+      <w:r>
+        <w:rPr>
+          <w:noProof/>
+        </w:rPr>
         <w:drawing>
           <wp:inline distT="0" distB="0" distL="0" distR="0" wp14:anchorId="7B810D4E" wp14:editId="74CCF026">
             <wp:extent cx="7416800" cy="4805680"/>
@@ -3258,226 +3376,593 @@
     </w:p>
     <w:p>
       <w:pPr>
-        <w:rPr>
+        <w:spacing w:before="100" w:beforeAutospacing="1" w:after="100" w:afterAutospacing="1" w:line="240" w:lineRule="auto"/>
+        <w:outlineLvl w:val="2"/>
+        <w:rPr>
+          <w:rFonts w:ascii="Times New Roman" w:eastAsia="Times New Roman" w:hAnsi="Times New Roman" w:cs="Times New Roman"/>
           <w:b/>
           <w:bCs/>
-        </w:rPr>
-      </w:pPr>
-      <w:r>
-        <w:rPr>
+          <w:color w:val="auto"/>
+          <w:kern w:val="0"/>
+          <w:sz w:val="27"/>
+          <w:szCs w:val="27"/>
+          <w14:ligatures w14:val="none"/>
+        </w:rPr>
+      </w:pPr>
+      <w:r>
+        <w:rPr>
+          <w:rFonts w:ascii="Times New Roman" w:eastAsia="Times New Roman" w:hAnsi="Times New Roman" w:cs="Times New Roman"/>
           <w:b/>
           <w:bCs/>
-        </w:rPr>
-        <w:t>1. What command did you use to create a ROS 2 package?</w:t>
-      </w:r>
-    </w:p>
-    <w:p>
-      <w:r>
-        <w:t xml:space="preserve">To create a ROS 2 package, the user typically runs the ros2 pkg create command. However, </w:t>
-      </w:r>
-      <w:r>
-        <w:rPr>
-          <w:rFonts w:hint="eastAsia"/>
-        </w:rPr>
-        <w:t>the</w:t>
-      </w:r>
-      <w:r>
-        <w:t xml:space="preserve"> files</w:t>
-      </w:r>
-      <w:r>
-        <w:rPr>
-          <w:rFonts w:hint="eastAsia"/>
-        </w:rPr>
-        <w:t xml:space="preserve"> are</w:t>
-      </w:r>
-      <w:r>
-        <w:t xml:space="preserve"> not explicitly shown that this command was used. From the CMakeLists.txt and package.xml, it seems that the package </w:t>
-      </w:r>
-      <w:proofErr w:type="spellStart"/>
-      <w:r>
-        <w:t>my_navigation_node</w:t>
-      </w:r>
-      <w:proofErr w:type="spellEnd"/>
-      <w:r>
-        <w:t xml:space="preserve"> was created manually or by following a standard package creation process. The package is configured to use </w:t>
-      </w:r>
-      <w:proofErr w:type="spellStart"/>
-      <w:r>
-        <w:t>ament_cmake</w:t>
-      </w:r>
-      <w:proofErr w:type="spellEnd"/>
-      <w:r>
-        <w:t xml:space="preserve"> for building, with dependencies like </w:t>
-      </w:r>
-      <w:proofErr w:type="spellStart"/>
-      <w:r>
-        <w:t>rclpy</w:t>
-      </w:r>
-      <w:proofErr w:type="spellEnd"/>
-      <w:r>
-        <w:t xml:space="preserve">, </w:t>
-      </w:r>
-      <w:proofErr w:type="spellStart"/>
-      <w:r>
-        <w:t>geometry_msgs</w:t>
-      </w:r>
-      <w:proofErr w:type="spellEnd"/>
-      <w:r>
-        <w:t xml:space="preserve">, </w:t>
-      </w:r>
-      <w:proofErr w:type="spellStart"/>
-      <w:r>
-        <w:t>std_msgs</w:t>
-      </w:r>
-      <w:proofErr w:type="spellEnd"/>
-      <w:r>
-        <w:t xml:space="preserve">, and </w:t>
-      </w:r>
-      <w:proofErr w:type="spellStart"/>
-      <w:r>
-        <w:t>nav_msgs</w:t>
-      </w:r>
-      <w:proofErr w:type="spellEnd"/>
-      <w:r>
-        <w:t xml:space="preserve"> specified.</w:t>
-      </w:r>
-    </w:p>
-    <w:p>
-      <w:pPr>
-        <w:rPr>
+          <w:color w:val="auto"/>
+          <w:kern w:val="0"/>
+          <w:sz w:val="27"/>
+          <w:szCs w:val="27"/>
+          <w14:ligatures w14:val="none"/>
+        </w:rPr>
+        <w:t>1. How did you create the custom room environment in Gazebo?</w:t>
+      </w:r>
+    </w:p>
+    <w:p>
+      <w:pPr>
+        <w:spacing w:before="100" w:beforeAutospacing="1" w:after="100" w:afterAutospacing="1" w:line="240" w:lineRule="auto"/>
+        <w:rPr>
+          <w:rFonts w:ascii="Times New Roman" w:eastAsia="Times New Roman" w:hAnsi="Times New Roman" w:cs="Times New Roman"/>
+          <w:color w:val="auto"/>
+          <w:kern w:val="0"/>
+          <w:sz w:val="24"/>
+          <w:szCs w:val="24"/>
+          <w14:ligatures w14:val="none"/>
+        </w:rPr>
+      </w:pPr>
+      <w:r>
+        <w:rPr>
+          <w:rFonts w:ascii="Times New Roman" w:eastAsia="Times New Roman" w:hAnsi="Times New Roman" w:cs="Times New Roman"/>
+          <w:color w:val="auto"/>
+          <w:kern w:val="0"/>
+          <w:sz w:val="24"/>
+          <w:szCs w:val="24"/>
+          <w14:ligatures w14:val="none"/>
+        </w:rPr>
+        <w:t xml:space="preserve">To create the custom room environment in Gazebo, I started by designing the world with walls and a floor. I created a custom </w:t>
+      </w:r>
+      <w:r>
+        <w:rPr>
+          <w:rFonts w:ascii="Courier New" w:eastAsia="Times New Roman" w:hAnsi="Courier New" w:cs="Courier New"/>
+          <w:color w:val="auto"/>
+          <w:kern w:val="0"/>
+          <w14:ligatures w14:val="none"/>
+        </w:rPr>
+        <w:t>.world</w:t>
+      </w:r>
+      <w:r>
+        <w:rPr>
+          <w:rFonts w:ascii="Times New Roman" w:eastAsia="Times New Roman" w:hAnsi="Times New Roman" w:cs="Times New Roman"/>
+          <w:color w:val="auto"/>
+          <w:kern w:val="0"/>
+          <w:sz w:val="24"/>
+          <w:szCs w:val="24"/>
+          <w14:ligatures w14:val="none"/>
+        </w:rPr>
+        <w:t xml:space="preserve"> file for Gazebo, which describes the layout. In this case, I used SDF (Simulation Description Format) to add models like walls, a ground plane, and the Sun. I added four walls to form a room, and the </w:t>
+      </w:r>
+      <w:r>
+        <w:rPr>
+          <w:rFonts w:ascii="Courier New" w:eastAsia="Times New Roman" w:hAnsi="Courier New" w:cs="Courier New"/>
+          <w:color w:val="auto"/>
+          <w:kern w:val="0"/>
+          <w14:ligatures w14:val="none"/>
+        </w:rPr>
+        <w:t>project2_world.world</w:t>
+      </w:r>
+      <w:r>
+        <w:rPr>
+          <w:rFonts w:ascii="Times New Roman" w:eastAsia="Times New Roman" w:hAnsi="Times New Roman" w:cs="Times New Roman"/>
+          <w:color w:val="auto"/>
+          <w:kern w:val="0"/>
+          <w:sz w:val="24"/>
+          <w:szCs w:val="24"/>
+          <w14:ligatures w14:val="none"/>
+        </w:rPr>
+        <w:t xml:space="preserve"> file includes all the specifications for the room's dimensions and positioning. Then, I just loaded that world in Gazebo and launched it alongside the robot!</w:t>
+      </w:r>
+    </w:p>
+    <w:p>
+      <w:pPr>
+        <w:spacing w:before="100" w:beforeAutospacing="1" w:after="100" w:afterAutospacing="1" w:line="240" w:lineRule="auto"/>
+        <w:outlineLvl w:val="2"/>
+        <w:rPr>
+          <w:rFonts w:ascii="Times New Roman" w:eastAsia="Times New Roman" w:hAnsi="Times New Roman" w:cs="Times New Roman"/>
           <w:b/>
           <w:bCs/>
-        </w:rPr>
-      </w:pPr>
-      <w:r>
-        <w:rPr>
+          <w:color w:val="auto"/>
+          <w:kern w:val="0"/>
+          <w:sz w:val="27"/>
+          <w:szCs w:val="27"/>
+          <w14:ligatures w14:val="none"/>
+        </w:rPr>
+      </w:pPr>
+      <w:r>
+        <w:rPr>
+          <w:rFonts w:ascii="Times New Roman" w:eastAsia="Times New Roman" w:hAnsi="Times New Roman" w:cs="Times New Roman"/>
           <w:b/>
           <w:bCs/>
-        </w:rPr>
-        <w:t>2. Explain why and how you used ROS messages in your program.</w:t>
-      </w:r>
-    </w:p>
-    <w:p>
-      <w:r>
-        <w:t>ROS messages are used to facilitate communication between nodes in a ROS-based system. In the case of the project</w:t>
-      </w:r>
-      <w:r>
-        <w:rPr>
-          <w:rFonts w:hint="eastAsia"/>
-        </w:rPr>
-        <w:t>2</w:t>
-      </w:r>
-      <w:r>
+          <w:color w:val="auto"/>
+          <w:kern w:val="0"/>
+          <w:sz w:val="27"/>
+          <w:szCs w:val="27"/>
+          <w14:ligatures w14:val="none"/>
+        </w:rPr>
+        <w:t>2. Describe the process of setting up the ROS 2 workspace and creating the package.</w:t>
+      </w:r>
+    </w:p>
+    <w:p>
+      <w:pPr>
+        <w:spacing w:before="100" w:beforeAutospacing="1" w:after="100" w:afterAutospacing="1" w:line="240" w:lineRule="auto"/>
+        <w:rPr>
+          <w:rFonts w:ascii="Times New Roman" w:eastAsia="Times New Roman" w:hAnsi="Times New Roman" w:cs="Times New Roman"/>
+          <w:color w:val="auto"/>
+          <w:kern w:val="0"/>
+          <w:sz w:val="24"/>
+          <w:szCs w:val="24"/>
+          <w14:ligatures w14:val="none"/>
+        </w:rPr>
+      </w:pPr>
+      <w:r>
+        <w:rPr>
+          <w:rFonts w:ascii="Times New Roman" w:eastAsia="Times New Roman" w:hAnsi="Times New Roman" w:cs="Times New Roman"/>
+          <w:color w:val="auto"/>
+          <w:kern w:val="0"/>
+          <w:sz w:val="24"/>
+          <w:szCs w:val="24"/>
+          <w14:ligatures w14:val="none"/>
+        </w:rPr>
+        <w:t xml:space="preserve">Setting up the ROS 2 workspace was pretty straightforward. I created a workspace using the </w:t>
+      </w:r>
+      <w:proofErr w:type="spellStart"/>
+      <w:r>
+        <w:rPr>
+          <w:rFonts w:ascii="Courier New" w:eastAsia="Times New Roman" w:hAnsi="Courier New" w:cs="Courier New"/>
+          <w:color w:val="auto"/>
+          <w:kern w:val="0"/>
+          <w14:ligatures w14:val="none"/>
+        </w:rPr>
+        <w:t>colcon</w:t>
+      </w:r>
+      <w:proofErr w:type="spellEnd"/>
+      <w:r>
+        <w:rPr>
+          <w:rFonts w:ascii="Times New Roman" w:eastAsia="Times New Roman" w:hAnsi="Times New Roman" w:cs="Times New Roman"/>
+          <w:color w:val="auto"/>
+          <w:kern w:val="0"/>
+          <w:sz w:val="24"/>
+          <w:szCs w:val="24"/>
+          <w14:ligatures w14:val="none"/>
+        </w:rPr>
+        <w:t xml:space="preserve"> build tool and then created a package within it using the ROS 2 CLI. I specified the package name and dependencies, like </w:t>
+      </w:r>
+      <w:proofErr w:type="spellStart"/>
+      <w:r>
+        <w:rPr>
+          <w:rFonts w:ascii="Courier New" w:eastAsia="Times New Roman" w:hAnsi="Courier New" w:cs="Courier New"/>
+          <w:color w:val="auto"/>
+          <w:kern w:val="0"/>
+          <w14:ligatures w14:val="none"/>
+        </w:rPr>
+        <w:t>rclpy</w:t>
+      </w:r>
+      <w:proofErr w:type="spellEnd"/>
+      <w:r>
+        <w:rPr>
+          <w:rFonts w:ascii="Times New Roman" w:eastAsia="Times New Roman" w:hAnsi="Times New Roman" w:cs="Times New Roman"/>
+          <w:color w:val="auto"/>
+          <w:kern w:val="0"/>
+          <w:sz w:val="24"/>
+          <w:szCs w:val="24"/>
+          <w14:ligatures w14:val="none"/>
+        </w:rPr>
         <w:t xml:space="preserve">, </w:t>
       </w:r>
       <w:proofErr w:type="spellStart"/>
       <w:r>
+        <w:rPr>
+          <w:rFonts w:ascii="Courier New" w:eastAsia="Times New Roman" w:hAnsi="Courier New" w:cs="Courier New"/>
+          <w:color w:val="auto"/>
+          <w:kern w:val="0"/>
+          <w14:ligatures w14:val="none"/>
+        </w:rPr>
         <w:t>geometry_msgs</w:t>
       </w:r>
       <w:proofErr w:type="spellEnd"/>
       <w:r>
+        <w:rPr>
+          <w:rFonts w:ascii="Times New Roman" w:eastAsia="Times New Roman" w:hAnsi="Times New Roman" w:cs="Times New Roman"/>
+          <w:color w:val="auto"/>
+          <w:kern w:val="0"/>
+          <w:sz w:val="24"/>
+          <w:szCs w:val="24"/>
+          <w14:ligatures w14:val="none"/>
+        </w:rPr>
+        <w:t xml:space="preserve">, and </w:t>
+      </w:r>
+      <w:proofErr w:type="spellStart"/>
+      <w:r>
+        <w:rPr>
+          <w:rFonts w:ascii="Courier New" w:eastAsia="Times New Roman" w:hAnsi="Courier New" w:cs="Courier New"/>
+          <w:color w:val="auto"/>
+          <w:kern w:val="0"/>
+          <w14:ligatures w14:val="none"/>
+        </w:rPr>
+        <w:t>nav_msgs</w:t>
+      </w:r>
+      <w:proofErr w:type="spellEnd"/>
+      <w:r>
+        <w:rPr>
+          <w:rFonts w:ascii="Times New Roman" w:eastAsia="Times New Roman" w:hAnsi="Times New Roman" w:cs="Times New Roman"/>
+          <w:color w:val="auto"/>
+          <w:kern w:val="0"/>
+          <w:sz w:val="24"/>
+          <w:szCs w:val="24"/>
+          <w14:ligatures w14:val="none"/>
+        </w:rPr>
+        <w:t xml:space="preserve">, and then set up the basic structure of the package with a </w:t>
+      </w:r>
+      <w:r>
+        <w:rPr>
+          <w:rFonts w:ascii="Courier New" w:eastAsia="Times New Roman" w:hAnsi="Courier New" w:cs="Courier New"/>
+          <w:color w:val="auto"/>
+          <w:kern w:val="0"/>
+          <w14:ligatures w14:val="none"/>
+        </w:rPr>
+        <w:t>CMakeLists.txt</w:t>
+      </w:r>
+      <w:r>
+        <w:rPr>
+          <w:rFonts w:ascii="Times New Roman" w:eastAsia="Times New Roman" w:hAnsi="Times New Roman" w:cs="Times New Roman"/>
+          <w:color w:val="auto"/>
+          <w:kern w:val="0"/>
+          <w:sz w:val="24"/>
+          <w:szCs w:val="24"/>
+          <w14:ligatures w14:val="none"/>
+        </w:rPr>
         <w:t xml:space="preserve"> and </w:t>
       </w:r>
-      <w:proofErr w:type="spellStart"/>
-      <w:r>
-        <w:t>nav_msgs</w:t>
-      </w:r>
-      <w:proofErr w:type="spellEnd"/>
-      <w:r>
-        <w:t xml:space="preserve"> are used for robot navigation, providing essential messages like Twist (for controlling robot movement) and </w:t>
-      </w:r>
-      <w:proofErr w:type="spellStart"/>
-      <w:r>
-        <w:t>NavSatFix</w:t>
-      </w:r>
-      <w:proofErr w:type="spellEnd"/>
-      <w:r>
-        <w:t xml:space="preserve"> (for navigation data). These messages are used to send data between different nodes, such as the navigation node controlling the robot's movement and other systems that need information like position or velocity.</w:t>
-      </w:r>
-    </w:p>
-    <w:p>
-      <w:pPr>
-        <w:rPr>
+      <w:r>
+        <w:rPr>
+          <w:rFonts w:ascii="Courier New" w:eastAsia="Times New Roman" w:hAnsi="Courier New" w:cs="Courier New"/>
+          <w:color w:val="auto"/>
+          <w:kern w:val="0"/>
+          <w14:ligatures w14:val="none"/>
+        </w:rPr>
+        <w:t>package.xml</w:t>
+      </w:r>
+      <w:r>
+        <w:rPr>
+          <w:rFonts w:ascii="Times New Roman" w:eastAsia="Times New Roman" w:hAnsi="Times New Roman" w:cs="Times New Roman"/>
+          <w:color w:val="auto"/>
+          <w:kern w:val="0"/>
+          <w:sz w:val="24"/>
+          <w:szCs w:val="24"/>
+          <w14:ligatures w14:val="none"/>
+        </w:rPr>
+        <w:t>. This package included the ROS 2 node that handles navigation logic for the robot.</w:t>
+      </w:r>
+    </w:p>
+    <w:p>
+      <w:pPr>
+        <w:spacing w:before="100" w:beforeAutospacing="1" w:after="100" w:afterAutospacing="1" w:line="240" w:lineRule="auto"/>
+        <w:outlineLvl w:val="2"/>
+        <w:rPr>
+          <w:rFonts w:ascii="Times New Roman" w:eastAsia="Times New Roman" w:hAnsi="Times New Roman" w:cs="Times New Roman"/>
           <w:b/>
           <w:bCs/>
-        </w:rPr>
-      </w:pPr>
-      <w:r>
-        <w:rPr>
+          <w:color w:val="auto"/>
+          <w:kern w:val="0"/>
+          <w:sz w:val="27"/>
+          <w:szCs w:val="27"/>
+          <w14:ligatures w14:val="none"/>
+        </w:rPr>
+      </w:pPr>
+      <w:r>
+        <w:rPr>
+          <w:rFonts w:ascii="Times New Roman" w:eastAsia="Times New Roman" w:hAnsi="Times New Roman" w:cs="Times New Roman"/>
           <w:b/>
           <w:bCs/>
-        </w:rPr>
-        <w:t>3. How do you verify that your ROS 2 node is publishing messages correctly?</w:t>
-      </w:r>
-    </w:p>
-    <w:p>
-      <w:r>
-        <w:t>To verify that a ROS 2 node is publishing messages correctly, you can use the ros2 topic echo command to subscribe to the topic being published by the node. In this case, the node is likely publishing to a topic like /</w:t>
+          <w:color w:val="auto"/>
+          <w:kern w:val="0"/>
+          <w:sz w:val="27"/>
+          <w:szCs w:val="27"/>
+          <w14:ligatures w14:val="none"/>
+        </w:rPr>
+        <w:t>3. How did you implement the navigation strategy in your node?</w:t>
+      </w:r>
+    </w:p>
+    <w:p>
+      <w:pPr>
+        <w:spacing w:before="100" w:beforeAutospacing="1" w:after="100" w:afterAutospacing="1" w:line="240" w:lineRule="auto"/>
+        <w:rPr>
+          <w:rFonts w:ascii="Times New Roman" w:eastAsia="Times New Roman" w:hAnsi="Times New Roman" w:cs="Times New Roman"/>
+          <w:color w:val="auto"/>
+          <w:kern w:val="0"/>
+          <w:sz w:val="24"/>
+          <w:szCs w:val="24"/>
+          <w14:ligatures w14:val="none"/>
+        </w:rPr>
+      </w:pPr>
+      <w:r>
+        <w:rPr>
+          <w:rFonts w:ascii="Times New Roman" w:eastAsia="Times New Roman" w:hAnsi="Times New Roman" w:cs="Times New Roman"/>
+          <w:color w:val="auto"/>
+          <w:kern w:val="0"/>
+          <w:sz w:val="24"/>
+          <w:szCs w:val="24"/>
+          <w14:ligatures w14:val="none"/>
+        </w:rPr>
+        <w:t xml:space="preserve">For the navigation strategy, I used ROS 2 to control the robot’s movement. In my ROS node, I created a publisher for the </w:t>
+      </w:r>
+      <w:r>
+        <w:rPr>
+          <w:rFonts w:ascii="Courier New" w:eastAsia="Times New Roman" w:hAnsi="Courier New" w:cs="Courier New"/>
+          <w:color w:val="auto"/>
+          <w:kern w:val="0"/>
+          <w14:ligatures w14:val="none"/>
+        </w:rPr>
+        <w:t>/</w:t>
       </w:r>
       <w:proofErr w:type="spellStart"/>
       <w:r>
+        <w:rPr>
+          <w:rFonts w:ascii="Courier New" w:eastAsia="Times New Roman" w:hAnsi="Courier New" w:cs="Courier New"/>
+          <w:color w:val="auto"/>
+          <w:kern w:val="0"/>
+          <w14:ligatures w14:val="none"/>
+        </w:rPr>
         <w:t>cmd_vel</w:t>
       </w:r>
       <w:proofErr w:type="spellEnd"/>
       <w:r>
-        <w:t xml:space="preserve"> (used for robot velocity commands). For example:</w:t>
-      </w:r>
-    </w:p>
-    <w:p>
-      <w:r>
-        <w:t>ros2 topic echo /</w:t>
-      </w:r>
-      <w:proofErr w:type="spellStart"/>
-      <w:r>
-        <w:t>cmd_vel</w:t>
-      </w:r>
-      <w:proofErr w:type="spellEnd"/>
-    </w:p>
-    <w:p>
-      <w:r>
-        <w:t>This command shows the messages being published to that topic, allowing you to confirm if the node is publishing the correct data.</w:t>
-      </w:r>
-    </w:p>
-    <w:p>
-      <w:pPr>
-        <w:rPr>
+        <w:rPr>
+          <w:rFonts w:ascii="Times New Roman" w:eastAsia="Times New Roman" w:hAnsi="Times New Roman" w:cs="Times New Roman"/>
+          <w:color w:val="auto"/>
+          <w:kern w:val="0"/>
+          <w:sz w:val="24"/>
+          <w:szCs w:val="24"/>
+          <w14:ligatures w14:val="none"/>
+        </w:rPr>
+        <w:t xml:space="preserve"> topic (the velocity command topic) using the </w:t>
+      </w:r>
+      <w:r>
+        <w:rPr>
+          <w:rFonts w:ascii="Courier New" w:eastAsia="Times New Roman" w:hAnsi="Courier New" w:cs="Courier New"/>
+          <w:color w:val="auto"/>
+          <w:kern w:val="0"/>
+          <w14:ligatures w14:val="none"/>
+        </w:rPr>
+        <w:t>Twist</w:t>
+      </w:r>
+      <w:r>
+        <w:rPr>
+          <w:rFonts w:ascii="Times New Roman" w:eastAsia="Times New Roman" w:hAnsi="Times New Roman" w:cs="Times New Roman"/>
+          <w:color w:val="auto"/>
+          <w:kern w:val="0"/>
+          <w:sz w:val="24"/>
+          <w:szCs w:val="24"/>
+          <w14:ligatures w14:val="none"/>
+        </w:rPr>
+        <w:t xml:space="preserve"> message type, which controls linear and angular </w:t>
+      </w:r>
+      <w:r>
+        <w:rPr>
+          <w:rFonts w:ascii="Times New Roman" w:eastAsia="Times New Roman" w:hAnsi="Times New Roman" w:cs="Times New Roman"/>
+          <w:color w:val="auto"/>
+          <w:kern w:val="0"/>
+          <w:sz w:val="24"/>
+          <w:szCs w:val="24"/>
+          <w14:ligatures w14:val="none"/>
+        </w:rPr>
+        <w:lastRenderedPageBreak/>
+        <w:t>velocities. I then programmed the node to publish movement commands at regular intervals to move the robot forward, and I used the timer to stop it after a certain time. The logic of the node was based on continuously publishing motion commands to navigate within the environment.</w:t>
+      </w:r>
+    </w:p>
+    <w:p>
+      <w:pPr>
+        <w:spacing w:before="100" w:beforeAutospacing="1" w:after="100" w:afterAutospacing="1" w:line="240" w:lineRule="auto"/>
+        <w:outlineLvl w:val="2"/>
+        <w:rPr>
+          <w:rFonts w:ascii="Times New Roman" w:eastAsia="Times New Roman" w:hAnsi="Times New Roman" w:cs="Times New Roman"/>
           <w:b/>
           <w:bCs/>
-        </w:rPr>
-      </w:pPr>
-      <w:r>
-        <w:rPr>
+          <w:color w:val="auto"/>
+          <w:kern w:val="0"/>
+          <w:sz w:val="27"/>
+          <w:szCs w:val="27"/>
+          <w14:ligatures w14:val="none"/>
+        </w:rPr>
+      </w:pPr>
+      <w:r>
+        <w:rPr>
+          <w:rFonts w:ascii="Times New Roman" w:eastAsia="Times New Roman" w:hAnsi="Times New Roman" w:cs="Times New Roman"/>
           <w:b/>
           <w:bCs/>
-        </w:rPr>
-        <w:t>4. Describe the steps to launch Gazebo and your ROS 2 node simultaneously.</w:t>
-      </w:r>
-    </w:p>
-    <w:p>
-      <w:r>
-        <w:lastRenderedPageBreak/>
-        <w:t xml:space="preserve">To launch Gazebo and the ROS 2 node simultaneously, the user can use a combination of Docker and a launch file. First, Gazebo is launched via a custom entry point (entrypoint.sh), which starts the simulation in headless mode. The steps in the entry point involve starting </w:t>
+          <w:color w:val="auto"/>
+          <w:kern w:val="0"/>
+          <w:sz w:val="27"/>
+          <w:szCs w:val="27"/>
+          <w14:ligatures w14:val="none"/>
+        </w:rPr>
+        <w:t>4. What challenges did you face with making the robot move diagonally, and how did you overcome them?</w:t>
+      </w:r>
+    </w:p>
+    <w:p>
+      <w:pPr>
+        <w:spacing w:before="100" w:beforeAutospacing="1" w:after="100" w:afterAutospacing="1" w:line="240" w:lineRule="auto"/>
+        <w:rPr>
+          <w:rFonts w:ascii="Times New Roman" w:eastAsia="Times New Roman" w:hAnsi="Times New Roman" w:cs="Times New Roman"/>
+          <w:color w:val="auto"/>
+          <w:kern w:val="0"/>
+          <w:sz w:val="24"/>
+          <w:szCs w:val="24"/>
+          <w14:ligatures w14:val="none"/>
+        </w:rPr>
+      </w:pPr>
+      <w:r>
+        <w:rPr>
+          <w:rFonts w:ascii="Times New Roman" w:eastAsia="Times New Roman" w:hAnsi="Times New Roman" w:cs="Times New Roman"/>
+          <w:color w:val="auto"/>
+          <w:kern w:val="0"/>
+          <w:sz w:val="24"/>
+          <w:szCs w:val="24"/>
+          <w14:ligatures w14:val="none"/>
+        </w:rPr>
+        <w:t xml:space="preserve">Making the robot move diagonally was tricky because I needed to control both the linear and angular velocities simultaneously. The challenge was getting the right balance between the </w:t>
       </w:r>
       <w:proofErr w:type="spellStart"/>
       <w:r>
-        <w:t>Xvfb</w:t>
+        <w:rPr>
+          <w:rFonts w:ascii="Courier New" w:eastAsia="Times New Roman" w:hAnsi="Courier New" w:cs="Courier New"/>
+          <w:color w:val="auto"/>
+          <w:kern w:val="0"/>
+          <w14:ligatures w14:val="none"/>
+        </w:rPr>
+        <w:t>linear.x</w:t>
       </w:r>
       <w:proofErr w:type="spellEnd"/>
       <w:r>
-        <w:t xml:space="preserve"> for the virtual display and then launching Gazebo using ros2 launch with the </w:t>
+        <w:rPr>
+          <w:rFonts w:ascii="Times New Roman" w:eastAsia="Times New Roman" w:hAnsi="Times New Roman" w:cs="Times New Roman"/>
+          <w:color w:val="auto"/>
+          <w:kern w:val="0"/>
+          <w:sz w:val="24"/>
+          <w:szCs w:val="24"/>
+          <w14:ligatures w14:val="none"/>
+        </w:rPr>
+        <w:t xml:space="preserve"> (forward) and </w:t>
       </w:r>
       <w:proofErr w:type="spellStart"/>
       <w:r>
-        <w:t>gazebo_ros</w:t>
+        <w:rPr>
+          <w:rFonts w:ascii="Courier New" w:eastAsia="Times New Roman" w:hAnsi="Courier New" w:cs="Courier New"/>
+          <w:color w:val="auto"/>
+          <w:kern w:val="0"/>
+          <w14:ligatures w14:val="none"/>
+        </w:rPr>
+        <w:t>angular.z</w:t>
       </w:r>
       <w:proofErr w:type="spellEnd"/>
       <w:r>
-        <w:t xml:space="preserve"> package. The ROS 2 node is then spawned using a launch file like project2_launch.py, which calls Gazebo to load the simulation environment and then spawns the TurtleBot3 model. The launch file or the custom script like start_simulation.sh runs the container and starts both Gazebo and the ROS 2 node inside the Docker container.</w:t>
-      </w:r>
-    </w:p>
-    <w:p>
-      <w:r>
-        <w:t>These steps ensure that both the simulation and the navigation node are running concurrently, allowing the user to interact with the robot in the Gazebo environment.</w:t>
+        <w:rPr>
+          <w:rFonts w:ascii="Times New Roman" w:eastAsia="Times New Roman" w:hAnsi="Times New Roman" w:cs="Times New Roman"/>
+          <w:color w:val="auto"/>
+          <w:kern w:val="0"/>
+          <w:sz w:val="24"/>
+          <w:szCs w:val="24"/>
+          <w14:ligatures w14:val="none"/>
+        </w:rPr>
+        <w:t xml:space="preserve"> (rotation) velocities so that the robot would move diagonally instead of just turning or going straight. I adjusted the velocities by tuning them to find the right combination and then tested them in the simulation. Once I found the right values, the robot could move diagonally like I wanted!</w:t>
+      </w:r>
+    </w:p>
+    <w:p>
+      <w:pPr>
+        <w:spacing w:before="100" w:beforeAutospacing="1" w:after="100" w:afterAutospacing="1" w:line="240" w:lineRule="auto"/>
+        <w:outlineLvl w:val="2"/>
+        <w:rPr>
+          <w:rFonts w:ascii="Times New Roman" w:eastAsia="Times New Roman" w:hAnsi="Times New Roman" w:cs="Times New Roman"/>
+          <w:b/>
+          <w:bCs/>
+          <w:color w:val="auto"/>
+          <w:kern w:val="0"/>
+          <w:sz w:val="27"/>
+          <w:szCs w:val="27"/>
+          <w14:ligatures w14:val="none"/>
+        </w:rPr>
+      </w:pPr>
+      <w:r>
+        <w:rPr>
+          <w:rFonts w:ascii="Times New Roman" w:eastAsia="Times New Roman" w:hAnsi="Times New Roman" w:cs="Times New Roman"/>
+          <w:b/>
+          <w:bCs/>
+          <w:color w:val="auto"/>
+          <w:kern w:val="0"/>
+          <w:sz w:val="27"/>
+          <w:szCs w:val="27"/>
+          <w14:ligatures w14:val="none"/>
+        </w:rPr>
+        <w:t>5. How do you verify that your ROS 2 node is functioning correctly?</w:t>
+      </w:r>
+    </w:p>
+    <w:p>
+      <w:pPr>
+        <w:spacing w:before="100" w:beforeAutospacing="1" w:after="100" w:afterAutospacing="1" w:line="240" w:lineRule="auto"/>
+        <w:rPr>
+          <w:rFonts w:ascii="Times New Roman" w:eastAsia="Times New Roman" w:hAnsi="Times New Roman" w:cs="Times New Roman"/>
+          <w:color w:val="auto"/>
+          <w:kern w:val="0"/>
+          <w:sz w:val="24"/>
+          <w:szCs w:val="24"/>
+          <w14:ligatures w14:val="none"/>
+        </w:rPr>
+      </w:pPr>
+      <w:r>
+        <w:rPr>
+          <w:rFonts w:ascii="Times New Roman" w:eastAsia="Times New Roman" w:hAnsi="Times New Roman" w:cs="Times New Roman"/>
+          <w:color w:val="auto"/>
+          <w:kern w:val="0"/>
+          <w:sz w:val="24"/>
+          <w:szCs w:val="24"/>
+          <w14:ligatures w14:val="none"/>
+        </w:rPr>
+        <w:t xml:space="preserve">To verify that my ROS 2 node was working properly, I used a couple of methods. First, I checked if the node was successfully publishing messages by running </w:t>
+      </w:r>
+      <w:r>
+        <w:rPr>
+          <w:rFonts w:ascii="Courier New" w:eastAsia="Times New Roman" w:hAnsi="Courier New" w:cs="Courier New"/>
+          <w:color w:val="auto"/>
+          <w:kern w:val="0"/>
+          <w14:ligatures w14:val="none"/>
+        </w:rPr>
+        <w:t>ros2 topic echo /</w:t>
+      </w:r>
+      <w:proofErr w:type="spellStart"/>
+      <w:r>
+        <w:rPr>
+          <w:rFonts w:ascii="Courier New" w:eastAsia="Times New Roman" w:hAnsi="Courier New" w:cs="Courier New"/>
+          <w:color w:val="auto"/>
+          <w:kern w:val="0"/>
+          <w14:ligatures w14:val="none"/>
+        </w:rPr>
+        <w:t>cmd_vel</w:t>
+      </w:r>
+      <w:proofErr w:type="spellEnd"/>
+      <w:r>
+        <w:rPr>
+          <w:rFonts w:ascii="Times New Roman" w:eastAsia="Times New Roman" w:hAnsi="Times New Roman" w:cs="Times New Roman"/>
+          <w:color w:val="auto"/>
+          <w:kern w:val="0"/>
+          <w:sz w:val="24"/>
+          <w:szCs w:val="24"/>
+          <w14:ligatures w14:val="none"/>
+        </w:rPr>
+        <w:t xml:space="preserve"> to see if it was sending velocity commands. I also used </w:t>
+      </w:r>
+      <w:r>
+        <w:rPr>
+          <w:rFonts w:ascii="Courier New" w:eastAsia="Times New Roman" w:hAnsi="Courier New" w:cs="Courier New"/>
+          <w:color w:val="auto"/>
+          <w:kern w:val="0"/>
+          <w14:ligatures w14:val="none"/>
+        </w:rPr>
+        <w:t>ros2 topic list</w:t>
+      </w:r>
+      <w:r>
+        <w:rPr>
+          <w:rFonts w:ascii="Times New Roman" w:eastAsia="Times New Roman" w:hAnsi="Times New Roman" w:cs="Times New Roman"/>
+          <w:color w:val="auto"/>
+          <w:kern w:val="0"/>
+          <w:sz w:val="24"/>
+          <w:szCs w:val="24"/>
+          <w14:ligatures w14:val="none"/>
+        </w:rPr>
+        <w:t xml:space="preserve"> to confirm that the node was active and publishing to the correct topics. Finally, I monitored the robot’s movement in Gazebo to make sure it was following the commands, like moving in the right direction or stopping after the set time. If everything looked good in the simulation, I knew the node was functioning as expected!</w:t>
       </w:r>
     </w:p>
     <w:p>
@@ -4561,6 +5046,7 @@
   <w:style w:type="character" w:default="1" w:styleId="DefaultParagraphFont">
     <w:name w:val="Default Paragraph Font"/>
     <w:uiPriority w:val="1"/>
+    <w:semiHidden/>
     <w:unhideWhenUsed/>
   </w:style>
   <w:style w:type="table" w:default="1" w:styleId="TableNormal">

--- a/desc.docx
+++ b/desc.docx
@@ -6,14 +6,25 @@
       <w:pPr>
         <w:spacing w:before="100" w:beforeAutospacing="1" w:after="100" w:afterAutospacing="1" w:line="240" w:lineRule="auto"/>
         <w:rPr>
-          <w:rFonts w:ascii="Times New Roman" w:hAnsi="Times New Roman" w:cs="Times New Roman"/>
-          <w:color w:val="auto"/>
-          <w:kern w:val="0"/>
-          <w:sz w:val="24"/>
-          <w:szCs w:val="24"/>
-          <w14:ligatures w14:val="none"/>
-        </w:rPr>
-      </w:pPr>
+          <w:rFonts w:ascii="Times New Roman" w:hAnsi="Times New Roman" w:cs="Times New Roman" w:hint="eastAsia"/>
+          <w:color w:val="auto"/>
+          <w:kern w:val="0"/>
+          <w:sz w:val="24"/>
+          <w:szCs w:val="24"/>
+          <w14:ligatures w14:val="none"/>
+        </w:rPr>
+      </w:pPr>
+      <w:r>
+        <w:rPr>
+          <w:rFonts w:ascii="Times New Roman" w:hAnsi="Times New Roman" w:cs="Times New Roman" w:hint="eastAsia"/>
+          <w:color w:val="auto"/>
+          <w:kern w:val="0"/>
+          <w:sz w:val="24"/>
+          <w:szCs w:val="24"/>
+          <w14:ligatures w14:val="none"/>
+        </w:rPr>
+        <w:t>Structure:</w:t>
+      </w:r>
     </w:p>
     <w:p>
       <w:pPr>
